--- a/00_Project_Administration/Group_Declaration_and_Roles.docx
+++ b/00_Project_Administration/Group_Declaration_and_Roles.docx
@@ -53,8 +53,8 @@
         <w:tblLook w:val="04A0" w:firstRow="1" w:lastRow="0" w:firstColumn="1" w:lastColumn="0" w:noHBand="0" w:noVBand="1"/>
       </w:tblPr>
       <w:tblGrid>
-        <w:gridCol w:w="4861"/>
-        <w:gridCol w:w="5111"/>
+        <w:gridCol w:w="4986"/>
+        <w:gridCol w:w="4986"/>
       </w:tblGrid>
       <w:tr>
         <w:trPr>
@@ -77,7 +77,7 @@
           </w:tcPr>
           <w:p>
             <w:r>
-              <w:t>________________________________________</w:t>
+              <w:t>TrackWIL</w:t>
             </w:r>
           </w:p>
         </w:tc>
@@ -103,7 +103,7 @@
           </w:tcPr>
           <w:p>
             <w:r>
-              <w:t>________________________________________</w:t>
+              <w:t>Willem Basson, Dylan Shepard, Moegammad Green, Sihle Kayise</w:t>
             </w:r>
           </w:p>
         </w:tc>
@@ -129,7 +129,7 @@
           </w:tcPr>
           <w:p>
             <w:r>
-              <w:t>________________________________________</w:t>
+              <w:t>SPM622</w:t>
             </w:r>
           </w:p>
         </w:tc>
@@ -155,7 +155,7 @@
           </w:tcPr>
           <w:p>
             <w:r>
-              <w:t>________________________________________</w:t>
+              <w:t>Amenda Raganya</w:t>
             </w:r>
           </w:p>
         </w:tc>
@@ -181,7 +181,7 @@
           </w:tcPr>
           <w:p>
             <w:r>
-              <w:t>________________________________________</w:t>
+              <w:t>Week 2</w:t>
             </w:r>
           </w:p>
         </w:tc>
@@ -207,7 +207,7 @@
           </w:tcPr>
           <w:p>
             <w:r>
-              <w:t>________________________________________</w:t>
+              <w:t>9 October 2026</w:t>
             </w:r>
           </w:p>
         </w:tc>
@@ -234,17 +234,7 @@
     </w:p>
     <w:p>
       <w:r>
-        <w:t>________________________________________________________________________________</w:t>
-      </w:r>
-    </w:p>
-    <w:p>
-      <w:r>
-        <w:t>________________________________________________________________________________</w:t>
-      </w:r>
-    </w:p>
-    <w:p>
-      <w:r>
-        <w:t>________________________________________________________________________________</w:t>
+        <w:t>Gedion Basson, Moe Green, Dylan Shepard, Sihle Kayise all agree to this statement.</w:t>
       </w:r>
     </w:p>
     <w:p>
@@ -261,33 +251,240 @@
       </w:r>
     </w:p>
     <w:p>
+      <w:pPr>
+        <w:pStyle w:val="ListParagraph"/>
+        <w:numPr>
+          <w:ilvl w:val="0"/>
+          <w:numId w:val="10"/>
+        </w:numPr>
+      </w:pPr>
       <w:r>
-        <w:t>________________________________________________________________________________</w:t>
+        <w:rPr>
+          <w:b/>
+          <w:bCs/>
+        </w:rPr>
+        <w:t>Name</w:t>
+      </w:r>
+      <w:r>
+        <w:t>: Gedion Basson [20240268]</w:t>
       </w:r>
     </w:p>
     <w:p>
+      <w:pPr>
+        <w:pStyle w:val="ListParagraph"/>
+        <w:numPr>
+          <w:ilvl w:val="1"/>
+          <w:numId w:val="10"/>
+        </w:numPr>
+      </w:pPr>
       <w:r>
-        <w:t>________________________________________________________________________________</w:t>
+        <w:rPr>
+          <w:b/>
+          <w:bCs/>
+        </w:rPr>
+        <w:t>Role:</w:t>
+      </w:r>
+      <w:r>
+        <w:t xml:space="preserve"> Group Lead</w:t>
       </w:r>
     </w:p>
     <w:p>
+      <w:pPr>
+        <w:pStyle w:val="ListParagraph"/>
+        <w:numPr>
+          <w:ilvl w:val="1"/>
+          <w:numId w:val="10"/>
+        </w:numPr>
+      </w:pPr>
       <w:r>
-        <w:t>________________________________________________________________________________</w:t>
+        <w:rPr>
+          <w:b/>
+          <w:bCs/>
+        </w:rPr>
+        <w:t>Responsibilities:</w:t>
+      </w:r>
+      <w:r>
+        <w:t xml:space="preserve"> Responsible for client communication via Microsoft Teams, milestone tracking, repository management, and consolidating dissertation deliverables across the four members</w:t>
+      </w:r>
+      <w:r>
+        <w:t xml:space="preserve">. </w:t>
       </w:r>
     </w:p>
     <w:p>
+      <w:pPr>
+        <w:pStyle w:val="ListParagraph"/>
+        <w:numPr>
+          <w:ilvl w:val="0"/>
+          <w:numId w:val="10"/>
+        </w:numPr>
+      </w:pPr>
       <w:r>
-        <w:t>________________________________________________________________________________</w:t>
+        <w:rPr>
+          <w:b/>
+          <w:bCs/>
+        </w:rPr>
+        <w:t>Name:</w:t>
+      </w:r>
+      <w:r>
+        <w:t xml:space="preserve"> Dylan Shepard [Insert Student Number] //todo</w:t>
       </w:r>
     </w:p>
     <w:p>
+      <w:pPr>
+        <w:pStyle w:val="ListParagraph"/>
+        <w:numPr>
+          <w:ilvl w:val="1"/>
+          <w:numId w:val="10"/>
+        </w:numPr>
+      </w:pPr>
       <w:r>
-        <w:t>________________________________________________________________________________</w:t>
+        <w:rPr>
+          <w:b/>
+          <w:bCs/>
+        </w:rPr>
+        <w:t>Role:</w:t>
+      </w:r>
+      <w:r>
+        <w:t xml:space="preserve"> Group Member</w:t>
       </w:r>
     </w:p>
     <w:p>
+      <w:pPr>
+        <w:pStyle w:val="ListParagraph"/>
+        <w:numPr>
+          <w:ilvl w:val="1"/>
+          <w:numId w:val="10"/>
+        </w:numPr>
+      </w:pPr>
       <w:r>
-        <w:t>________________________________________________________________________________</w:t>
+        <w:rPr>
+          <w:b/>
+          <w:bCs/>
+        </w:rPr>
+        <w:t>Responsibilities:</w:t>
+      </w:r>
+      <w:r>
+        <w:t xml:space="preserve"> </w:t>
+      </w:r>
+      <w:r>
+        <w:t>Contribution to the 3-tier architecture build, including the relational database, REST API, and responsive web frontend.</w:t>
+      </w:r>
+    </w:p>
+    <w:p>
+      <w:pPr>
+        <w:pStyle w:val="ListParagraph"/>
+        <w:numPr>
+          <w:ilvl w:val="0"/>
+          <w:numId w:val="10"/>
+        </w:numPr>
+      </w:pPr>
+      <w:r>
+        <w:rPr>
+          <w:b/>
+          <w:bCs/>
+        </w:rPr>
+        <w:t>Name:</w:t>
+      </w:r>
+      <w:r>
+        <w:t xml:space="preserve"> Moegammad Green [Insert Student Number] //todo</w:t>
+      </w:r>
+    </w:p>
+    <w:p>
+      <w:pPr>
+        <w:pStyle w:val="ListParagraph"/>
+        <w:numPr>
+          <w:ilvl w:val="1"/>
+          <w:numId w:val="10"/>
+        </w:numPr>
+      </w:pPr>
+      <w:r>
+        <w:rPr>
+          <w:b/>
+          <w:bCs/>
+        </w:rPr>
+        <w:t>Role:</w:t>
+      </w:r>
+      <w:r>
+        <w:t xml:space="preserve"> Group Dev Lead</w:t>
+      </w:r>
+    </w:p>
+    <w:p>
+      <w:pPr>
+        <w:pStyle w:val="ListParagraph"/>
+        <w:numPr>
+          <w:ilvl w:val="1"/>
+          <w:numId w:val="10"/>
+        </w:numPr>
+      </w:pPr>
+      <w:r>
+        <w:rPr>
+          <w:b/>
+          <w:bCs/>
+        </w:rPr>
+        <w:t>Responsibilities:</w:t>
+      </w:r>
+      <w:r>
+        <w:t xml:space="preserve"> leading the team in the development department. In charge of the structure and the logic of the application.</w:t>
+      </w:r>
+    </w:p>
+    <w:p>
+      <w:pPr>
+        <w:pStyle w:val="ListParagraph"/>
+        <w:numPr>
+          <w:ilvl w:val="0"/>
+          <w:numId w:val="10"/>
+        </w:numPr>
+      </w:pPr>
+      <w:r>
+        <w:rPr>
+          <w:b/>
+          <w:bCs/>
+        </w:rPr>
+        <w:t>Name:</w:t>
+      </w:r>
+      <w:r>
+        <w:t xml:space="preserve"> Sihle Kayise [Insert student Number] //todo</w:t>
+      </w:r>
+    </w:p>
+    <w:p>
+      <w:pPr>
+        <w:pStyle w:val="ListParagraph"/>
+        <w:numPr>
+          <w:ilvl w:val="1"/>
+          <w:numId w:val="10"/>
+        </w:numPr>
+      </w:pPr>
+      <w:r>
+        <w:rPr>
+          <w:b/>
+          <w:bCs/>
+        </w:rPr>
+        <w:t>Role:</w:t>
+      </w:r>
+      <w:r>
+        <w:t xml:space="preserve"> Group Member</w:t>
+      </w:r>
+    </w:p>
+    <w:p>
+      <w:pPr>
+        <w:pStyle w:val="ListParagraph"/>
+        <w:numPr>
+          <w:ilvl w:val="1"/>
+          <w:numId w:val="10"/>
+        </w:numPr>
+      </w:pPr>
+      <w:r>
+        <w:rPr>
+          <w:b/>
+          <w:bCs/>
+        </w:rPr>
+        <w:t>Responsibilities:</w:t>
+      </w:r>
+      <w:r>
+        <w:t xml:space="preserve"> </w:t>
+      </w:r>
+      <w:r>
+        <w:t>Contribution to the 3-tier architecture build, including the relational database, REST API, and responsive web frontend</w:t>
       </w:r>
     </w:p>
     <w:p>
@@ -305,27 +502,22 @@
     </w:p>
     <w:p>
       <w:r>
-        <w:t>________________________________________________________________________________</w:t>
+        <w:t>Gedion Basson: GB           Date: 8 October 2026</w:t>
       </w:r>
     </w:p>
     <w:p>
       <w:r>
-        <w:t>________________________________________________________________________________</w:t>
+        <w:t xml:space="preserve">Moe Green: </w:t>
       </w:r>
     </w:p>
     <w:p>
       <w:r>
-        <w:t>________________________________________________________________________________</w:t>
+        <w:t xml:space="preserve">Dylan Shepard: </w:t>
       </w:r>
     </w:p>
     <w:p>
       <w:r>
-        <w:t>________________________________________________________________________________</w:t>
-      </w:r>
-    </w:p>
-    <w:p>
-      <w:r>
-        <w:t>________________________________________________________________________________</w:t>
+        <w:t xml:space="preserve">Sihle Kayise: </w:t>
       </w:r>
     </w:p>
     <w:sectPr>
@@ -629,6 +821,119 @@
       </w:rPr>
     </w:lvl>
   </w:abstractNum>
+  <w:abstractNum w:abstractNumId="9" w15:restartNumberingAfterBreak="0">
+    <w:nsid w:val="0EB56DC4"/>
+    <w:multiLevelType w:val="hybridMultilevel"/>
+    <w:tmpl w:val="90940FBA"/>
+    <w:lvl w:ilvl="0" w:tplc="04090001">
+      <w:start w:val="1"/>
+      <w:numFmt w:val="bullet"/>
+      <w:lvlText w:val=""/>
+      <w:lvlJc w:val="left"/>
+      <w:pPr>
+        <w:ind w:left="720" w:hanging="360"/>
+      </w:pPr>
+      <w:rPr>
+        <w:rFonts w:ascii="Symbol" w:hAnsi="Symbol" w:hint="default"/>
+      </w:rPr>
+    </w:lvl>
+    <w:lvl w:ilvl="1" w:tplc="04090003">
+      <w:start w:val="1"/>
+      <w:numFmt w:val="bullet"/>
+      <w:lvlText w:val="o"/>
+      <w:lvlJc w:val="left"/>
+      <w:pPr>
+        <w:ind w:left="1440" w:hanging="360"/>
+      </w:pPr>
+      <w:rPr>
+        <w:rFonts w:ascii="Courier New" w:hAnsi="Courier New" w:cs="Courier New" w:hint="default"/>
+      </w:rPr>
+    </w:lvl>
+    <w:lvl w:ilvl="2" w:tplc="04090005">
+      <w:start w:val="1"/>
+      <w:numFmt w:val="bullet"/>
+      <w:lvlText w:val=""/>
+      <w:lvlJc w:val="left"/>
+      <w:pPr>
+        <w:ind w:left="2160" w:hanging="360"/>
+      </w:pPr>
+      <w:rPr>
+        <w:rFonts w:ascii="Wingdings" w:hAnsi="Wingdings" w:hint="default"/>
+      </w:rPr>
+    </w:lvl>
+    <w:lvl w:ilvl="3" w:tplc="04090001" w:tentative="1">
+      <w:start w:val="1"/>
+      <w:numFmt w:val="bullet"/>
+      <w:lvlText w:val=""/>
+      <w:lvlJc w:val="left"/>
+      <w:pPr>
+        <w:ind w:left="2880" w:hanging="360"/>
+      </w:pPr>
+      <w:rPr>
+        <w:rFonts w:ascii="Symbol" w:hAnsi="Symbol" w:hint="default"/>
+      </w:rPr>
+    </w:lvl>
+    <w:lvl w:ilvl="4" w:tplc="04090003" w:tentative="1">
+      <w:start w:val="1"/>
+      <w:numFmt w:val="bullet"/>
+      <w:lvlText w:val="o"/>
+      <w:lvlJc w:val="left"/>
+      <w:pPr>
+        <w:ind w:left="3600" w:hanging="360"/>
+      </w:pPr>
+      <w:rPr>
+        <w:rFonts w:ascii="Courier New" w:hAnsi="Courier New" w:cs="Courier New" w:hint="default"/>
+      </w:rPr>
+    </w:lvl>
+    <w:lvl w:ilvl="5" w:tplc="04090005" w:tentative="1">
+      <w:start w:val="1"/>
+      <w:numFmt w:val="bullet"/>
+      <w:lvlText w:val=""/>
+      <w:lvlJc w:val="left"/>
+      <w:pPr>
+        <w:ind w:left="4320" w:hanging="360"/>
+      </w:pPr>
+      <w:rPr>
+        <w:rFonts w:ascii="Wingdings" w:hAnsi="Wingdings" w:hint="default"/>
+      </w:rPr>
+    </w:lvl>
+    <w:lvl w:ilvl="6" w:tplc="04090001" w:tentative="1">
+      <w:start w:val="1"/>
+      <w:numFmt w:val="bullet"/>
+      <w:lvlText w:val=""/>
+      <w:lvlJc w:val="left"/>
+      <w:pPr>
+        <w:ind w:left="5040" w:hanging="360"/>
+      </w:pPr>
+      <w:rPr>
+        <w:rFonts w:ascii="Symbol" w:hAnsi="Symbol" w:hint="default"/>
+      </w:rPr>
+    </w:lvl>
+    <w:lvl w:ilvl="7" w:tplc="04090003" w:tentative="1">
+      <w:start w:val="1"/>
+      <w:numFmt w:val="bullet"/>
+      <w:lvlText w:val="o"/>
+      <w:lvlJc w:val="left"/>
+      <w:pPr>
+        <w:ind w:left="5760" w:hanging="360"/>
+      </w:pPr>
+      <w:rPr>
+        <w:rFonts w:ascii="Courier New" w:hAnsi="Courier New" w:cs="Courier New" w:hint="default"/>
+      </w:rPr>
+    </w:lvl>
+    <w:lvl w:ilvl="8" w:tplc="04090005" w:tentative="1">
+      <w:start w:val="1"/>
+      <w:numFmt w:val="bullet"/>
+      <w:lvlText w:val=""/>
+      <w:lvlJc w:val="left"/>
+      <w:pPr>
+        <w:ind w:left="6480" w:hanging="360"/>
+      </w:pPr>
+      <w:rPr>
+        <w:rFonts w:ascii="Wingdings" w:hAnsi="Wingdings" w:hint="default"/>
+      </w:rPr>
+    </w:lvl>
+  </w:abstractNum>
   <w:num w:numId="1" w16cid:durableId="215818241">
     <w:abstractNumId w:val="8"/>
   </w:num>
@@ -655,6 +960,9 @@
   </w:num>
   <w:num w:numId="9" w16cid:durableId="1232887927">
     <w:abstractNumId w:val="0"/>
+  </w:num>
+  <w:num w:numId="10" w16cid:durableId="283579016">
+    <w:abstractNumId w:val="9"/>
   </w:num>
 </w:numbering>
 </file>
@@ -1265,7 +1573,6 @@
   <w:style w:type="character" w:default="1" w:styleId="DefaultParagraphFont">
     <w:name w:val="Default Paragraph Font"/>
     <w:uiPriority w:val="1"/>
-    <w:semiHidden/>
     <w:unhideWhenUsed/>
   </w:style>
   <w:style w:type="table" w:default="1" w:styleId="TableNormal">

--- a/00_Project_Administration/Group_Declaration_and_Roles.docx
+++ b/00_Project_Administration/Group_Declaration_and_Roles.docx
@@ -326,7 +326,13 @@
         <w:t>Name:</w:t>
       </w:r>
       <w:r>
-        <w:t xml:space="preserve"> Dylan Shepard [Insert Student Number] //todo</w:t>
+        <w:t xml:space="preserve"> Dylan Shepard [</w:t>
+      </w:r>
+      <w:r>
+        <w:t>20240887</w:t>
+      </w:r>
+      <w:r>
+        <w:t>]</w:t>
       </w:r>
     </w:p>
     <w:p>
@@ -345,7 +351,10 @@
         <w:t>Role:</w:t>
       </w:r>
       <w:r>
-        <w:t xml:space="preserve"> Group Member</w:t>
+        <w:t xml:space="preserve"> Group </w:t>
+      </w:r>
+      <w:r>
+        <w:t>Testing/QA</w:t>
       </w:r>
     </w:p>
     <w:p>
@@ -367,7 +376,7 @@
         <w:t xml:space="preserve"> </w:t>
       </w:r>
       <w:r>
-        <w:t>Contribution to the 3-tier architecture build, including the relational database, REST API, and responsive web frontend.</w:t>
+        <w:t>Review Git commits and documentation for consistency and accuracy. Test the application, identify and fix issues, and ensure features developed by all group members integrate correctly and meet quality standards.</w:t>
       </w:r>
     </w:p>
     <w:p>
@@ -512,7 +521,23 @@
     </w:p>
     <w:p>
       <w:r>
-        <w:t xml:space="preserve">Dylan Shepard: </w:t>
+        <w:t>Dylan Shepard:</w:t>
+      </w:r>
+      <w:r>
+        <w:t xml:space="preserve"> DS</w:t>
+      </w:r>
+      <w:r>
+        <w:tab/>
+      </w:r>
+      <w:r>
+        <w:tab/>
+        <w:t>Date: 9 October 2026</w:t>
+      </w:r>
+      <w:r>
+        <w:tab/>
+      </w:r>
+      <w:r>
+        <w:tab/>
       </w:r>
     </w:p>
     <w:p>

--- a/00_Project_Administration/Group_Declaration_and_Roles.docx
+++ b/00_Project_Administration/Group_Declaration_and_Roles.docx
@@ -395,7 +395,7 @@
         <w:t>Name:</w:t>
       </w:r>
       <w:r>
-        <w:t xml:space="preserve"> Moegammad Green [Insert Student Number] //todo</w:t>
+        <w:t xml:space="preserve"> Moegammad Green [Insert Student Number] </w:t>
       </w:r>
     </w:p>
     <w:p>
@@ -433,7 +433,13 @@
         <w:t>Responsibilities:</w:t>
       </w:r>
       <w:r>
-        <w:t xml:space="preserve"> leading the team in the development department. In charge of the structure and the logic of the application.</w:t>
+        <w:t xml:space="preserve"> </w:t>
+      </w:r>
+      <w:r>
+        <w:t>L</w:t>
+      </w:r>
+      <w:r>
+        <w:t>eading the team in the development department. In charge of the structure and the logic of the application.</w:t>
       </w:r>
     </w:p>
     <w:p>
@@ -452,7 +458,7 @@
         <w:t>Name:</w:t>
       </w:r>
       <w:r>
-        <w:t xml:space="preserve"> Sihle Kayise [Insert student Number] //todo</w:t>
+        <w:t xml:space="preserve"> Sihle Kayise [Insert student Number] </w:t>
       </w:r>
     </w:p>
     <w:p>
@@ -1598,6 +1604,7 @@
   <w:style w:type="character" w:default="1" w:styleId="DefaultParagraphFont">
     <w:name w:val="Default Paragraph Font"/>
     <w:uiPriority w:val="1"/>
+    <w:semiHidden/>
     <w:unhideWhenUsed/>
   </w:style>
   <w:style w:type="table" w:default="1" w:styleId="TableNormal">
